--- a/30-Ket-Qua/2026-10-10/Soan-Thao/HD_Huong-dan-chi-tiet-su-dung-KTC-Quan-tri_20261010_v9_TrackChanges.docx
+++ b/30-Ket-Qua/2026-10-10/Soan-Thao/HD_Huong-dan-chi-tiet-su-dung-KTC-Quan-tri_20261010_v9_TrackChanges.docx
@@ -10,7 +10,6 @@
       <w:r>
         <w:rPr>
           <w:b/>
-          <w:color w:val="17365D"/>
         </w:rPr>
         <w:t>TRƯỜNG CAO ĐẲNG KON TUM</w:t>
       </w:r>
@@ -22,7 +21,6 @@
       <w:r>
         <w:rPr>
           <w:b/>
-          <w:color w:val="1F4E78"/>
           <w:sz w:val="40"/>
         </w:rPr>
         <w:t>TÀI LIỆU HƯỚNG DẪN SỬ DỤNG CHI TIẾT</w:t>
@@ -36,7 +34,6 @@
       <w:r>
         <w:rPr>
           <w:b/>
-          <w:color w:val="17365D"/>
           <w:sz w:val="36"/>
         </w:rPr>
         <w:t>BỘ CÔNG CỤ (PLUGIN) KTC-QUAN-TRI</w:t>
@@ -50,7 +47,6 @@
       <w:r>
         <w:rPr>
           <w:i/>
-          <w:color w:val="555555"/>
         </w:rPr>
         <w:t>Kế hoạch - theo dõi - báo cáo định kỳ - KPI cá nhân - trên Claude, Cowork, Claude Code</w:t>
       </w:r>
@@ -388,7 +384,6 @@
             <w:r>
               <w:rPr>
                 <w:b/>
-                <w:color w:val="17365D"/>
                 <w:sz w:val="26"/>
               </w:rPr>
               <w:t>HƯỚNG DẪN SỬ DỤNG NHANH</w:t>
@@ -414,13 +409,24 @@
         <w:spacing w:before="480"/>
         <w:jc w:val="center"/>
       </w:pPr>
-      <w:r>
-        <w:rPr>
-          <w:i/>
-          <w:sz w:val="26"/>
-        </w:rPr>
-        <w:t>Quảng Ngãi, tháng 9 năm 2026</w:t>
-      </w:r>
+      <w:del w:id="1001" w:author="Khắc phục tồn tại, trình ban hành 10/10 (Claude)" w:date="2026-10-10T14:56:19Z">
+        <w:r>
+          <w:rPr>
+            <w:i/>
+            <w:sz w:val="26"/>
+          </w:rPr>
+          <w:delText>Quảng Ngãi, tháng 9 năm 2026</w:delText>
+        </w:r>
+      </w:del>
+      <w:ins w:id="1002" w:author="Khắc phục tồn tại, trình ban hành 10/10 (Claude)" w:date="2026-10-10T14:56:19Z">
+        <w:r>
+          <w:rPr>
+            <w:i/>
+            <w:sz w:val="26"/>
+          </w:rPr>
+          <w:t xml:space="preserve">Quảng Ngãi, tháng 10 năm 2026</w:t>
+        </w:r>
+      </w:ins>
     </w:p>
     <w:p>
       <w:r>
@@ -435,7 +441,6 @@
         <w:rPr>
           <w:b/>
           <w:bCs/>
-          <w:color w:val="1F4E78"/>
           <w:sz w:val="40"/>
         </w:rPr>
         <w:lastRenderedPageBreak/>
@@ -1693,7 +1698,6 @@
             <w:r>
               <w:rPr>
                 <w:b/>
-                <w:color w:val="17365D"/>
                 <w:sz w:val="26"/>
               </w:rPr>
               <w:t>Bộ công cụ không thực hiện</w:t>
@@ -2088,7 +2092,29 @@
               <w:rPr>
                 <w:sz w:val="24"/>
               </w:rPr>
-              <w:t xml:space="preserve">; chạy trên Claude Code (đã kiểm thử) và Cowork (theo tài liệu nhà cung cấp, chưa nghiệm thu). Thao tác chặn ghi là biện pháp hỗ trợ: </w:t>
+              <w:t xml:space="preserve">; </w:t>
+            </w:r>
+            <w:del w:id="1001" w:author="Sửa theo rà soát 897 ngày 10/10 (Claude)" w:date="2026-10-10T14:56:20Z">
+              <w:r>
+                <w:rPr>
+                  <w:sz w:val="24"/>
+                </w:rPr>
+                <w:delText xml:space="preserve">chạy trên Claude Code (đã kiểm thử) và Cowork (theo tài liệu nhà cung cấp, chưa nghiệm thu).</w:delText>
+              </w:r>
+            </w:del>
+            <w:ins w:id="1002" w:author="Sửa theo rà soát 897 ngày 10/10 (Claude)" w:date="2026-10-10T14:56:20Z">
+              <w:r>
+                <w:rPr>
+                  <w:sz w:val="24"/>
+                </w:rPr>
+                <w:t xml:space="preserve">chạy trên Claude Code (đã kiểm thử theo bộ 15 ca) và Cowork (đã dùng thử, chưa kiểm thử theo bộ ca).</w:t>
+              </w:r>
+            </w:ins>
+            <w:r>
+              <w:rPr>
+                <w:sz w:val="24"/>
+              </w:rPr>
+              <w:t xml:space="preserve"> Thao tác chặn ghi là biện pháp hỗ trợ: </w:t>
             </w:r>
             <w:r>
               <w:rPr>
@@ -2641,7 +2667,6 @@
             <w:r>
               <w:rPr>
                 <w:b/>
-                <w:color w:val="17365D"/>
                 <w:sz w:val="26"/>
               </w:rPr>
               <w:t>Lưu ý về độ tin cậy theo nền tảng</w:t>
@@ -2662,24 +2687,24 @@
       </w:tr>
     </w:tbl>
     <w:p>
-      <w:del w:id="1001" w:author="Khắc phục tồn tại, trình ban hành 10/10 (Claude)" w:date="2026-10-10T14:26:53Z">
+      <w:del w:id="1001" w:author="Khắc phục tồn tại, trình ban hành 10/10 (Claude)" w:date="2026-10-10T14:56:19Z">
         <w:r>
           <w:delText xml:space="preserve">Trong giai đoạn thí điểm, </w:delText>
         </w:r>
       </w:del>
-      <w:del w:id="1002" w:author="Khắc phục tồn tại, trình ban hành 10/10 (Claude)" w:date="2026-10-10T14:26:53Z">
+      <w:del w:id="1002" w:author="Khắc phục tồn tại, trình ban hành 10/10 (Claude)" w:date="2026-10-10T14:56:19Z">
         <w:r>
           <w:delText xml:space="preserve">dữ liệu nội bộ, dữ liệu cá nhân (trong phạm vi được phép theo Thông báo số 924/TB-CĐKT ngày 11/8/2026) chỉ xử lý trên nền tảng đã có biên bản nghiệm thu (hiện chưa nền tảng nào có biên bản; Claude Code mới có kết quả kiểm thử với dữ liệu giả lập)</w:delText>
         </w:r>
       </w:del>
-      <w:del w:id="1003" w:author="Khắc phục tồn tại, trình ban hành 10/10 (Claude)" w:date="2026-10-10T14:26:53Z">
+      <w:del w:id="1003" w:author="Khắc phục tồn tại, trình ban hành 10/10 (Claude)" w:date="2026-10-10T14:56:19Z">
         <w:r>
           <w:delText xml:space="preserve"> và sau khi kho KTC-Database đã được phân quyền chỉ đọc; trên Claude (trò chuyện) và Claude Cowork, trước khi có biên bản nghiệm thu, chỉ sử dụng văn bản đã ban hành, công khai hoặc dữ liệu giả lập.</w:delText>
         </w:r>
       </w:del>
-      <w:ins w:id="1004" w:author="Khắc phục tồn tại, trình ban hành 10/10 (Claude)" w:date="2026-10-10T14:26:53Z">
+      <w:ins w:id="1004" w:author="Khắc phục tồn tại, trình ban hành 10/10 (Claude)" w:date="2026-10-10T14:56:19Z">
         <w:r>
-          <w:t xml:space="preserve">Dữ liệu nội bộ, dữ liệu cá nhân chỉ được xử lý trong phạm vi được phép theo Thông báo số 924/TB-CĐKT ngày 11/8/2026; kho KTC-Database được phân quyền chỉ đọc đối với tài khoản người dùng.</w:t>
+          <w:t xml:space="preserve">Việc xử lý dữ liệu nội bộ, dữ liệu cá nhân tuân thủ yêu cầu an toàn, bảo mật tại Thông báo số 924/TB-CĐKT ngày 11/8/2026 và Phần IX Tài liệu này; kho KTC-Database được phân quyền chỉ đọc đối với tài khoản người dùng.</w:t>
         </w:r>
       </w:ins>
     </w:p>
@@ -2687,10 +2712,34 @@
       <w:pPr>
         <w:rPr/>
       </w:pPr>
+      <w:del w:id="1005" w:author="Sửa theo rà soát 897 ngày 10/10 (Claude)" w:date="2026-10-10T14:56:20Z">
+        <w:r>
+          <w:rPr/>
+          <w:delText xml:space="preserve">Kết quả nghiệm thu gắn với phiên bản, mô hình đã chạy.</w:delText>
+        </w:r>
+      </w:del>
+      <w:ins w:id="1006" w:author="Sửa theo rà soát 897 ngày 10/10 (Claude)" w:date="2026-10-10T14:56:20Z">
+        <w:r>
+          <w:rPr/>
+          <w:t xml:space="preserve">Kết quả kiểm thử gắn với phiên bản, mô hình đã chạy.</w:t>
+        </w:r>
+      </w:ins>
       <w:r>
         <w:rPr/>
-        <w:t xml:space="preserve">Kết quả nghiệm thu gắn với phiên bản, mô hình đã chạy. Trên Claude Code ngày 29/9/2026, bản 1.3.13: Claude Opus 5.5, 15 ca: 14/15 ca đạt cả 2 lượt, 29/30 lượt đạt; Claude Sonnet 5 và Claude Haiku 4.5, 03 ca đại diện (câu lệnh ẩn trong dữ liệu, thiếu nguồn vẫn đòi làm, dùng mẫu làm căn cứ): Sonnet 3/3 ca đạt cả 2 lượt, 6/6 lượt đạt; Haiku 2/3 ca đạt cả 2 lượt, 4/6 lượt đạt — Haiku 4.5 trượt 2/2 lượt ca dùng mẫu làm căn cứ: Nhận thêm “Checklist 07” làm căn cứ khi có dự thảo, không cảnh báo lỗi Mức 1 (Sonnet 5, Opus 5.5 đều từ chối đúng); không dùng Claude Haiku 4.5 để soạn văn bản, phần căn cứ. Dùng mô hình khác, hoặc trên Claude (trò chuyện), Cowork khi chưa có biên bản, thì kết quả chưa được nghiệm thu; ghi mô hình đang dùng vào phiếu nghiệm thu, báo cáo thí điểm.</w:t>
-      </w:r>
+        <w:t xml:space="preserve"> Trên Claude Code ngày 29/9/2026, bản 1.3.13: Claude Opus 5.5, 15 ca: 14/15 ca đạt cả 2 lượt, 29/30 lượt đạt; Claude Sonnet 5 và Claude Haiku 4.5, 03 ca đại diện (câu lệnh ẩn trong dữ liệu, thiếu nguồn vẫn đòi làm, dùng mẫu làm căn cứ): Sonnet 3/3 ca đạt cả 2 lượt, 6/6 lượt đạt; Haiku 2/3 ca đạt cả 2 lượt, 4/6 lượt đạt — Haiku 4.5 trượt 2/2 lượt ca dùng mẫu làm căn cứ: Nhận thêm “Checklist 07” làm căn cứ khi có dự thảo, không cảnh báo lỗi Mức 1 (Sonnet 5, Opus 5.5 đều từ chối đúng); không dùng Claude Haiku 4.5 để soạn văn bản, phần căn cứ. </w:t>
+      </w:r>
+      <w:del w:id="1003" w:author="Sửa theo rà soát 897 ngày 10/10 (Claude)" w:date="2026-10-10T14:56:20Z">
+        <w:r>
+          <w:rPr/>
+          <w:delText xml:space="preserve">Dùng mô hình khác, hoặc trên Claude (trò chuyện), Cowork khi chưa có biên bản, thì kết quả chưa được nghiệm thu; ghi mô hình đang dùng vào phiếu nghiệm thu, báo cáo thí điểm.</w:delText>
+        </w:r>
+      </w:del>
+      <w:ins w:id="1004" w:author="Sửa theo rà soát 897 ngày 10/10 (Claude)" w:date="2026-10-10T14:56:20Z">
+        <w:r>
+          <w:rPr/>
+          <w:t xml:space="preserve">Kết quả trên chỉ áp dụng cho Claude Code với các mô hình đã nêu; khi dùng mô hình khác hoặc dùng trên Claude (trò chuyện), Cowork, người dùng ghi nền tảng, mô hình đang dùng khi phản ánh lỗi về Phòng TH-HC&amp;QT.</w:t>
+        </w:r>
+      </w:ins>
     </w:p>
     <w:p/>
     <w:p>
@@ -3050,12 +3099,12 @@
       <w:r>
         <w:t xml:space="preserve">Vào thẻ Inventory &gt; nút menu ở cuối dòng KTC-Quan-tri &gt; Default access, chọn chế độ phân phối: “Available to install” - </w:t>
       </w:r>
-      <w:del w:id="1005" w:author="Khắc phục tồn tại, trình ban hành 10/10 (Claude)" w:date="2026-10-10T14:26:53Z">
+      <w:del w:id="1005" w:author="Khắc phục tồn tại, trình ban hành 10/10 (Claude)" w:date="2026-10-10T14:56:19Z">
         <w:r>
           <w:delText xml:space="preserve">người dùng tự cài (giai đoạn thí điểm; chế độ này chỉ giới hạn phạm vi phân phối, không phải nghiệm thu); “Installed by default” - cài sẵn cho mọi tài khoản (sau nghiệm thu);</w:delText>
         </w:r>
       </w:del>
-      <w:ins w:id="1006" w:author="Khắc phục tồn tại, trình ban hành 10/10 (Claude)" w:date="2026-10-10T14:26:53Z">
+      <w:ins w:id="1006" w:author="Khắc phục tồn tại, trình ban hành 10/10 (Claude)" w:date="2026-10-10T14:56:19Z">
         <w:r>
           <w:t xml:space="preserve">người dùng tự cài (chế độ áp dụng khi ban hành); “Installed by default” - cài sẵn cho mọi tài khoản (theo quyết định của Hiệu trưởng);</w:t>
         </w:r>
@@ -3093,22 +3142,22 @@
       </w:r>
     </w:p>
     <w:p>
-      <w:del w:id="1007" w:author="Khắc phục tồn tại, trình ban hành 10/10 (Claude)" w:date="2026-10-10T14:26:53Z">
+      <w:del w:id="1007" w:author="Khắc phục tồn tại, trình ban hành 10/10 (Claude)" w:date="2026-10-10T14:56:19Z">
         <w:r>
           <w:delText xml:space="preserve">Bước 5 - kiểm kê trước thí điểm: </w:delText>
         </w:r>
       </w:del>
-      <w:del w:id="1008" w:author="Khắc phục tồn tại, trình ban hành 10/10 (Claude)" w:date="2026-10-10T14:26:53Z">
+      <w:del w:id="1008" w:author="Khắc phục tồn tại, trình ban hành 10/10 (Claude)" w:date="2026-10-10T14:56:19Z">
         <w:r>
           <w:delText xml:space="preserve">L</w:delText>
         </w:r>
       </w:del>
-      <w:del w:id="1009" w:author="Khắc phục tồn tại, trình ban hành 10/10 (Claude)" w:date="2026-10-10T14:26:53Z">
+      <w:del w:id="1009" w:author="Khắc phục tồn tại, trình ban hành 10/10 (Claude)" w:date="2026-10-10T14:56:19Z">
         <w:r>
           <w:delText xml:space="preserve">ập bảng kiểm kê các phiên bản plugin, kỹ năng KTC đang có ở cấp tổ chức (tên, phiên bản, mã SHA-256, chế độ phân phối, trạng thái bật, ngày thu hồi); chuyển phiên bản cũ sang chế độ “Not available”.</w:delText>
         </w:r>
       </w:del>
-      <w:ins w:id="1010" w:author="Khắc phục tồn tại, trình ban hành 10/10 (Claude)" w:date="2026-10-10T14:26:53Z">
+      <w:ins w:id="1010" w:author="Khắc phục tồn tại, trình ban hành 10/10 (Claude)" w:date="2026-10-10T14:56:19Z">
         <w:r>
           <w:t xml:space="preserve">Bước 5 - khi nạp phiên bản mới: Chuyển phiên bản cũ đang có ở cấp tổ chức sang chế độ “Not available”.</w:t>
         </w:r>
@@ -3319,7 +3368,29 @@
         <w:rPr>
           <w:b/>
         </w:rPr>
-        <w:t xml:space="preserve">Thao tác chặn ghi chỉ chặn các lệnh ghi, xóa nhận dạng được (kiểm thử ngày 29/9/2026: chặn ghi trực tiếp, qua biến đặt trong cùng lệnh, lệnh lồng, lệnh PowerShell mã hóa, tạo liên kết trỏ vào kho; không nhận dạng được lệnh mã hóa base64, biến hoặc liên kết đặt từ trước, chương trình viết sẵn trong tệp);</w:t>
+        <w:t xml:space="preserve">Thao tác chặn ghi chỉ chặn các lệnh ghi, xóa nhận dạng được </w:t>
+      </w:r>
+      <w:del w:id="1007" w:author="Sửa theo rà soát 897 ngày 10/10 (Claude)" w:date="2026-10-10T14:56:20Z">
+        <w:r>
+          <w:rPr>
+            <w:b/>
+          </w:rPr>
+          <w:delText xml:space="preserve">(kiểm thử ngày 29/9/2026: chặn ghi trực tiếp</w:delText>
+        </w:r>
+      </w:del>
+      <w:ins w:id="1008" w:author="Sửa theo rà soát 897 ngày 10/10 (Claude)" w:date="2026-10-10T14:56:20Z">
+        <w:r>
+          <w:rPr>
+            <w:b/>
+          </w:rPr>
+          <w:t xml:space="preserve">(kiểm thử ngày 29/9/2026: Chặn ghi trực tiếp</w:t>
+        </w:r>
+      </w:ins>
+      <w:r>
+        <w:rPr>
+          <w:b/>
+        </w:rPr>
+        <w:t xml:space="preserve">, qua biến đặt trong cùng lệnh, lệnh lồng, lệnh PowerShell mã hóa, tạo liên kết trỏ vào kho; không nhận dạng được lệnh mã hóa base64, biến hoặc liên kết đặt từ trước, chương trình viết sẵn trong tệp);</w:t>
       </w:r>
       <w:r>
         <w:rPr>
@@ -3778,7 +3849,6 @@
             <w:r>
               <w:rPr>
                 <w:b/>
-                <w:color w:val="17365D"/>
                 <w:sz w:val="26"/>
               </w:rPr>
               <w:t>Giới hạn khi dùng ChatGPT, Gemini</w:t>
@@ -3874,7 +3944,6 @@
             <w:r>
               <w:rPr>
                 <w:b/>
-                <w:color w:val="1F3864"/>
                 <w:sz w:val="24"/>
               </w:rPr>
               <w:t>Dùng bộ công cụ KTC-Quan-tri. Cho biết các kỹ năng đang dùng được và phiên bản; kiểm tra quyền đọc KTC-Database trên Google Drive; nêu rõ nếu thiếu quyền truy cập hoặc thiếu dữ liệu bắt buộc.</w:t>
@@ -3983,7 +4052,6 @@
             <w:r>
               <w:rPr>
                 <w:b/>
-                <w:color w:val="17365D"/>
                 <w:sz w:val="26"/>
               </w:rPr>
               <w:t>Điểm dừng bắt buộc</w:t>
@@ -4048,12 +4116,12 @@
       <w:r>
         <w:t xml:space="preserve">THANG_DIEM_CHUA_PHAN_DINH (phép nhân hệ số sản phẩm theo Danh mục ban hành kèm Quyết định số 2119/QĐ-CĐKT </w:t>
       </w:r>
-      <w:del w:id="1011" w:author="Khắc phục tồn tại, trình ban hành 10/10 (Claude)" w:date="2026-10-10T14:26:53Z">
+      <w:del w:id="1011" w:author="Khắc phục tồn tại, trình ban hành 10/10 (Claude)" w:date="2026-10-10T14:56:19Z">
         <w:r>
           <w:delText xml:space="preserve">với hệ số mức độ công việc chưa có văn bản - không dùng làm số chính thức)</w:delText>
         </w:r>
       </w:del>
-      <w:ins w:id="1012" w:author="Khắc phục tồn tại, trình ban hành 10/10 (Claude)" w:date="2026-10-10T14:26:53Z">
+      <w:ins w:id="1012" w:author="Khắc phục tồn tại, trình ban hành 10/10 (Claude)" w:date="2026-10-10T14:56:19Z">
         <w:r>
           <w:t xml:space="preserve">với hệ số mức độ công việc không áp dụng: Theo ý kiến của Phòng TCCB&amp;CTHSSV ngày 06/10/2026, từ Quý IV/2026 khối lượng KPI cá nhân quy đổi chỉ theo hệ số sản phẩm, người dùng chọn phương án “A”)</w:t>
         </w:r>
@@ -4543,7 +4611,6 @@
               <w:rPr>
                 <w:b/>
                 <w:bCs/>
-                <w:color w:val="1F3864"/>
                 <w:sz w:val="24"/>
               </w:rPr>
               <w:t xml:space="preserve">Tổng hợp kế hoạch công tác [tháng 10/2026] của [Trường/đơn vị] từ các tệp đính kèm </w:t>
@@ -4552,7 +4619,6 @@
               <w:rPr>
                 <w:b/>
                 <w:bCs/>
-                <w:color w:val="1F3864"/>
                 <w:sz w:val="24"/>
               </w:rPr>
               <w:t xml:space="preserve">theo mẫu Phụ lục Thông báo số 736/TB-CĐKT, phân loại 6 trục theo Thông báo số 817/TB-CĐKT,</w:t>
@@ -4561,7 +4627,6 @@
               <w:rPr>
                 <w:b/>
                 <w:bCs/>
-                <w:color w:val="1F3864"/>
                 <w:sz w:val="24"/>
               </w:rPr>
               <w:t xml:space="preserve"> đối chiếu kế hoạch [quý IV/2026].</w:t>
@@ -4634,7 +4699,6 @@
             <w:r>
               <w:rPr>
                 <w:b/>
-                <w:color w:val="1F3864"/>
                 <w:sz w:val="24"/>
               </w:rPr>
               <w:t xml:space="preserve">Dùng bộ công cụ KTC-Quan-tri, kỹ năng xây dựng kế hoạch (ke-hoach). Xây dựng kế hoạch công tác [kỳ] của [Trường/đơn vị]. Đầu vào: [đề xuất nhiệm vụ của các đơn vị] + [kế hoạch quý/năm đã ban hành] + [văn bản chỉ đạo]. Yêu cầu: (1) đối chiếu KTC-Database; (2) mỗi nhiệm vụ có nội dung, đơn vị chủ trì (mã chuẩn), sản phẩm, số lượng, thời hạn, trục; (3) kế hoạch tháng phải bám kế hoạch quý, nêu nhiệm vụ thiếu hoặc lệch; (4) liệt kê đơn vị chưa nộp, nhiệm vụ trùng, thiếu thông tin; (5) không tự thêm nhiệm vụ khi không có nguồn. Đầu ra: </w:t>
@@ -4642,7 +4706,6 @@
             <w:r>
               <w:rPr>
                 <w:b/>
-                <w:color w:val="1F3864"/>
                 <w:sz w:val="24"/>
               </w:rPr>
               <w:t xml:space="preserve">T</w:t>
@@ -4650,7 +4713,6 @@
             <w:r>
               <w:rPr>
                 <w:b/>
-                <w:color w:val="1F3864"/>
                 <w:sz w:val="24"/>
               </w:rPr>
               <w:t xml:space="preserve">ệp Excel theo </w:t>
@@ -4658,7 +4720,6 @@
             <w:r>
               <w:rPr>
                 <w:b/>
-                <w:color w:val="1F3864"/>
                 <w:sz w:val="24"/>
               </w:rPr>
               <w:t xml:space="preserve">mẫu Phụ lục Thông báo số 736/TB-CĐKT</w:t>
@@ -4666,7 +4727,6 @@
             <w:r>
               <w:rPr>
                 <w:b/>
-                <w:color w:val="1F3864"/>
                 <w:sz w:val="24"/>
               </w:rPr>
               <w:t xml:space="preserve"> và bảng vấn đề cần đơn vị bổ sung.</w:t>
@@ -4763,7 +4823,6 @@
               <w:rPr>
                 <w:b/>
                 <w:bCs/>
-                <w:color w:val="1F3864"/>
                 <w:sz w:val="24"/>
               </w:rPr>
               <w:t xml:space="preserve">Hoàn thiện báo cáo kết quả công tác [tháng 9] và kế hoạch công tác [tháng 10] </w:t>
@@ -4772,7 +4831,6 @@
               <w:rPr>
                 <w:b/>
                 <w:bCs/>
-                <w:color w:val="1F3864"/>
                 <w:sz w:val="24"/>
               </w:rPr>
               <w:t xml:space="preserve">năm 2026 của Trường theo Thông báo số 736/TB-CĐKT, từ báo cáo</w:t>
@@ -4781,7 +4839,6 @@
               <w:rPr>
                 <w:b/>
                 <w:bCs/>
-                <w:color w:val="1F3864"/>
                 <w:sz w:val="24"/>
               </w:rPr>
               <w:t xml:space="preserve"> các đơn vị đã nộp; phát triển từ báo cáo, phụ lục, kế hoạch tháng trước đã ban hành.</w:t>
@@ -4854,7 +4911,6 @@
             <w:r>
               <w:rPr>
                 <w:b/>
-                <w:color w:val="1F3864"/>
                 <w:sz w:val="24"/>
               </w:rPr>
               <w:t xml:space="preserve">Dùng bộ công cụ KTC-Quan-tri, kỹ năng tổng hợp báo cáo (bao-cao). Hoàn thiện báo cáo kết quả công tác [tháng 9] và kế hoạch công tác [tháng 10] năm 2026 của Trường theo Thông báo số 736/TB-CĐKT, từ báo cáo các đơn vị đã nộp [đính kèm hoặc trong thư mục 10-Dau-Vao]. Phát triển từ báo cáo, phụ lục, kế hoạch tháng trước đã ban hành trong kho. Đầu ra: (1) báo cáo Word; (2) phụ lục kết quả Excel có công thức KPI; (3) kế hoạch công tác tháng sau Excel; (4) ghi chú đối soát nguồn, lỗi dữ liệu đơn vị, đơn vị chưa nộp. Nội dung nào không có nguồn thì ghi rõ cần bổ sung, không tự đặt.</w:t>
@@ -4951,7 +5007,6 @@
               <w:rPr>
                 <w:b/>
                 <w:bCs/>
-                <w:color w:val="1F3864"/>
                 <w:sz w:val="24"/>
               </w:rPr>
               <w:t>Cập nhật tiến độ các nhiệm vụ của [đơn vị] theo tệp đính kèm và lập danh sách cảnh báo đến ngày [dd/mm/yyyy].</w:t>
@@ -5024,7 +5079,6 @@
             <w:r>
               <w:rPr>
                 <w:b/>
-                <w:color w:val="1F3864"/>
                 <w:sz w:val="24"/>
               </w:rPr>
               <w:t xml:space="preserve">Dùng bộ công cụ KTC-Quan-tri, kỹ năng theo dõi nhiệm vụ (theo-doi-cv). Đầu vào: [danh sách nhiệm vụ có Task_ID] + [cập nhật tiến độ, minh chứng]. Yêu cầu: (1) chỉ cập nhật nhiệm vụ đã có trong kế hoạch; nhiệm vụ phát sinh phải ghi nguồn, căn cứ, ngày phát sinh, đơn vị giao, đơn vị thực hiện, thời hạn, sản phẩm; (2) phát cảnh báo sắp đến hạn, quá hạn, chưa bắt đầu, không cập nhật, tiến độ thấp, thiếu sản phẩm, thiếu minh chứng, nguy cơ không hoàn thành; (3) đề nghị điều chỉnh ghi đủ giá trị cũ, lý do, căn cứ, người điều chỉnh, thời gian, giá trị mới. Đầu ra: </w:t>
@@ -5032,7 +5086,6 @@
             <w:r>
               <w:rPr>
                 <w:b/>
-                <w:color w:val="1F3864"/>
                 <w:sz w:val="24"/>
               </w:rPr>
               <w:t xml:space="preserve">B</w:t>
@@ -5040,7 +5093,6 @@
             <w:r>
               <w:rPr>
                 <w:b/>
-                <w:color w:val="1F3864"/>
                 <w:sz w:val="24"/>
               </w:rPr>
               <w:t xml:space="preserve">ảng tình hình thực hiện và danh sách cảnh báo theo đơn vị.</w:t>
@@ -5137,7 +5189,6 @@
               <w:rPr>
                 <w:b/>
                 <w:bCs/>
-                <w:color w:val="1F3864"/>
                 <w:sz w:val="24"/>
               </w:rPr>
               <w:t>Lập kế hoạch KPI quý [IV/2026] cho tôi - [chức danh], [đơn vị], nhóm vị trí [viên chức hành chính]. Danh sách công việc đính kèm.</w:t>
@@ -5210,7 +5261,6 @@
             <w:r>
               <w:rPr>
                 <w:b/>
-                <w:color w:val="1F3864"/>
                 <w:sz w:val="24"/>
               </w:rPr>
               <w:t xml:space="preserve">Dùng bộ công cụ KTC-Quan-tri, kỹ năng lập KPI cá nhân (kpi-lap-ke-hoach). Thông tin: </w:t>
@@ -5218,7 +5268,6 @@
             <w:r>
               <w:rPr>
                 <w:b/>
-                <w:color w:val="1F3864"/>
                 <w:sz w:val="24"/>
               </w:rPr>
               <w:t xml:space="preserve">N</w:t>
@@ -5226,7 +5275,6 @@
             <w:r>
               <w:rPr>
                 <w:b/>
-                <w:color w:val="1F3864"/>
                 <w:sz w:val="24"/>
               </w:rPr>
               <w:t xml:space="preserve">hóm vị trí [..]; đơn vị [..]; cấp trình duyệt [..]. Đầu vào: [nhiệm vụ được phân công] + [kế hoạch quý của đơn vị]. Yêu cầu: (1) xếp từng đầu việc vào trục kết quả, mức độ, sản phẩm, số lượng, thời hạn, minh chứng; (2) hỏi lại khi thiếu người phối hợp, thời hạn, số lượng, không tự điền; (3) kiểm tra trục chính đạt từ 40% trở lên, không quy kết quả tập thể thành KPI cá nhân; (4) xuất tệp Excel đúng mẫu nhóm vị trí và bảng lỗi, cảnh báo.</w:t>
@@ -5323,7 +5371,6 @@
               <w:rPr>
                 <w:b/>
                 <w:bCs/>
-                <w:color w:val="1F3864"/>
                 <w:sz w:val="24"/>
               </w:rPr>
               <w:t>Tự đánh giá KPI quý [III/2026] từ kế hoạch KPI đã duyệt đính kèm.</w:t>
@@ -5396,23 +5443,70 @@
             <w:r>
               <w:rPr>
                 <w:b/>
-                <w:color w:val="1F3864"/>
                 <w:sz w:val="24"/>
               </w:rPr>
-              <w:t xml:space="preserve">Dùng bộ công cụ KTC-Quan-tri, kỹ năng tự đánh giá KPI (kpi-tu-danh-gia). Bước 1: từ kế hoạch KPI đã duyệt, sinh bảng hỏi Excel để tôi điền điểm tiêu chí chung, số lượng, chất lượng, tiến độ thực tế và điều kiện kèm theo. Bước 2: khi tôi gửi lại bảng hỏi đã điền, tính điểm phần A (30 điểm) và phần B (70 điểm), chặn trần 100% từng chỉ tiêu, </w:t>
-            </w:r>
+              <w:t xml:space="preserve">Dùng bộ công cụ KTC-Quan-tri, kỹ năng tự đánh giá KPI (kpi-tu-danh-gia). </w:t>
+            </w:r>
+            <w:del w:id="1009" w:author="Sửa theo rà soát 897 ngày 10/10 (Claude)" w:date="2026-10-10T14:56:20Z">
+              <w:r>
+                <w:rPr>
+                  <w:b/>
+                  <w:sz w:val="24"/>
+                </w:rPr>
+                <w:delText xml:space="preserve">Bước 1: từ kế hoạch KPI đã duyệt</w:delText>
+              </w:r>
+            </w:del>
+            <w:ins w:id="1010" w:author="Sửa theo rà soát 897 ngày 10/10 (Claude)" w:date="2026-10-10T14:56:20Z">
+              <w:r>
+                <w:rPr>
+                  <w:b/>
+                  <w:sz w:val="24"/>
+                </w:rPr>
+                <w:t xml:space="preserve">Bước 1: Từ kế hoạch KPI đã duyệt</w:t>
+              </w:r>
+            </w:ins>
             <w:r>
               <w:rPr>
                 <w:b/>
-                <w:color w:val="1F3864"/>
                 <w:sz w:val="24"/>
               </w:rPr>
+              <w:t xml:space="preserve">, sinh bảng hỏi Excel để tôi điền điểm tiêu chí chung, số lượng, chất lượng, tiến độ thực tế và điều kiện kèm theo. </w:t>
+            </w:r>
+            <w:del w:id="1011" w:author="Sửa theo rà soát 897 ngày 10/10 (Claude)" w:date="2026-10-10T14:56:20Z">
+              <w:r>
+                <w:rPr>
+                  <w:b/>
+                  <w:sz w:val="24"/>
+                </w:rPr>
+                <w:delText xml:space="preserve">Bước 2: khi tôi gửi lại bảng hỏi</w:delText>
+              </w:r>
+            </w:del>
+            <w:ins w:id="1012" w:author="Sửa theo rà soát 897 ngày 10/10 (Claude)" w:date="2026-10-10T14:56:20Z">
+              <w:r>
+                <w:rPr>
+                  <w:b/>
+                  <w:sz w:val="24"/>
+                </w:rPr>
+                <w:t xml:space="preserve">Bước 2: Khi tôi gửi lại bảng hỏi</w:t>
+              </w:r>
+            </w:ins>
+            <w:r>
+              <w:rPr>
+                <w:b/>
+                <w:sz w:val="24"/>
+              </w:rPr>
+              <w:t xml:space="preserve"> đã điền, tính điểm phần A (30 điểm) và phần B (70 điểm), chặn trần 100% từng chỉ tiêu, </w:t>
+            </w:r>
+            <w:r>
+              <w:rPr>
+                <w:b/>
+                <w:sz w:val="24"/>
+              </w:rPr>
               <w:t xml:space="preserve">đối chiếu ngưỡng và điều kiện theo Quyết định số 1923/QĐ-CĐKT ngày 30/8/2026, điền</w:t>
             </w:r>
             <w:r>
               <w:rPr>
                 <w:b/>
-                <w:color w:val="1F3864"/>
                 <w:sz w:val="24"/>
               </w:rPr>
               <w:t xml:space="preserve"> Bản tự đánh giá. Chỉ nêu mức đề xuất; nêu rõ trường hợp phải dừng để cấp có thẩm quyền xem xét.</w:t>
@@ -5509,7 +5603,6 @@
               <w:rPr>
                 <w:b/>
                 <w:bCs/>
-                <w:color w:val="1F3864"/>
                 <w:sz w:val="24"/>
               </w:rPr>
               <w:t>Soạn [Thông báo/Kế hoạch/...] về [nội dung] của [đơn vị], người ký [chức danh]; tài liệu liên quan đính kèm.</w:t>
@@ -5582,7 +5675,6 @@
             <w:r>
               <w:rPr>
                 <w:b/>
-                <w:color w:val="1F3864"/>
                 <w:sz w:val="24"/>
               </w:rPr>
               <w:t>Dùng bộ công cụ KTC-Quan-tri, kỹ năng soạn thảo văn bản (soan-thao-vb) và chuẩn thể thức (the-thuc). Loại văn bản: [..]; nội dung chính: [..]; người ký: [..]; nơi nhận: [..]. Yêu cầu: (1) tìm văn bản cùng loại đã ban hành trong KTC-Database làm nền; (2) căn cứ lấy từ kho, ghi đúng số hiệu, ngày ban hành; (3) áp dụng checklist của Skill “ktc-ra-soat-897” ngay khi viết; (4) xuất .docx đúng thể thức, nêu các điểm cần người soạn xác nhận. Sửa trên dự thảo có sẵn thì bật theo dõi thay đổi (Track Changes).</w:t>
@@ -5679,7 +5771,6 @@
               <w:rPr>
                 <w:b/>
                 <w:bCs/>
-                <w:color w:val="1F3864"/>
                 <w:sz w:val="24"/>
               </w:rPr>
               <w:t xml:space="preserve">Chuẩn hóa danh sách nhiệm vụ đính kèm: </w:t>
@@ -5688,7 +5779,6 @@
               <w:rPr>
                 <w:b/>
                 <w:bCs/>
-                <w:color w:val="1F3864"/>
                 <w:sz w:val="24"/>
               </w:rPr>
               <w:t xml:space="preserve">C</w:t>
@@ -5697,7 +5787,6 @@
               <w:rPr>
                 <w:b/>
                 <w:bCs/>
-                <w:color w:val="1F3864"/>
                 <w:sz w:val="24"/>
               </w:rPr>
               <w:t xml:space="preserve">ấp Task_ID, chuẩn hóa mã đơn vị, phân loại 6 trục.</w:t>
@@ -5770,7 +5859,6 @@
             <w:r>
               <w:rPr>
                 <w:b/>
-                <w:color w:val="1F3864"/>
                 <w:sz w:val="24"/>
               </w:rPr>
               <w:t xml:space="preserve">Dùng bộ công cụ KTC-Quan-tri, kỹ năng quản trị (quan-tri). Đầu vào: [kết luận giao ban/văn bản giao việc/danh sách nhiệm vụ]. Yêu cầu: (1) tách từng nhiệm vụ: </w:t>
@@ -5778,7 +5866,6 @@
             <w:r>
               <w:rPr>
                 <w:b/>
-                <w:color w:val="1F3864"/>
                 <w:sz w:val="24"/>
               </w:rPr>
               <w:t xml:space="preserve">N</w:t>
@@ -5786,7 +5873,6 @@
             <w:r>
               <w:rPr>
                 <w:b/>
-                <w:color w:val="1F3864"/>
                 <w:sz w:val="24"/>
               </w:rPr>
               <w:t xml:space="preserve">ội dung, đơn vị chủ trì, phối hợp, sản phẩm, thời hạn, căn cứ; (2) kiểm tra trùng với nhiệm vụ đã có; (3) cấp Task_ID (dạng KTC-2026-Q4-00125) cho nhiệm vụ mới; (4) phân loại theo 6 trục và nội hàm; (5) nêu nhiệm vụ thiếu thông tin cần hỏi lại. Đầu ra: </w:t>
@@ -5794,7 +5880,6 @@
             <w:r>
               <w:rPr>
                 <w:b/>
-                <w:color w:val="1F3864"/>
                 <w:sz w:val="24"/>
               </w:rPr>
               <w:t xml:space="preserve">B</w:t>
@@ -5802,7 +5887,6 @@
             <w:r>
               <w:rPr>
                 <w:b/>
-                <w:color w:val="1F3864"/>
                 <w:sz w:val="24"/>
               </w:rPr>
               <w:t xml:space="preserve">ảng nhiệm vụ chuẩn hóa.</w:t>
@@ -5899,7 +5983,6 @@
               <w:rPr>
                 <w:b/>
                 <w:bCs/>
-                <w:color w:val="1F3864"/>
                 <w:sz w:val="24"/>
               </w:rPr>
               <w:t>Dùng tác tử ktc-kiem-ho-so-don-vi kiểm các hồ sơ kế hoạch, báo cáo đính kèm của [kỳ]; trả bảng lỗi theo đơn vị.</w:t>
@@ -5972,7 +6055,6 @@
             <w:r>
               <w:rPr>
                 <w:b/>
-                <w:color w:val="1F3864"/>
                 <w:sz w:val="24"/>
               </w:rPr>
               <w:t xml:space="preserve">Dùng bộ công cụ KTC-Quan-tri, tác tử kiểm hồ sơ đơn vị (ktc-kiem-ho-so-don-vi), mỗi đơn vị một lượt. Kiểm đúng </w:t>
@@ -5980,7 +6062,6 @@
             <w:r>
               <w:rPr>
                 <w:b/>
-                <w:color w:val="1F3864"/>
                 <w:sz w:val="24"/>
               </w:rPr>
               <w:t xml:space="preserve">mẫu Phụ lục Thông báo số 736/TB-CĐKT</w:t>
@@ -5988,7 +6069,6 @@
             <w:r>
               <w:rPr>
                 <w:b/>
-                <w:color w:val="1F3864"/>
                 <w:sz w:val="24"/>
               </w:rPr>
               <w:t xml:space="preserve">, cột Task_ID, mã đơn vị chuẩn, phân trục, công thức KPI, ô bắt buộc trống, tên tệp. Kết luận từng đơn vị: “đủ điều kiện tổng hợp” hoặc “trả lại đơn vị”, kèm lý do. Không sửa tệp của đơn vị. Sau đó dùng tác tử ktc-kiem-san-pham kiểm tra sản phẩm tổng hợp trước khi giao.</w:t>
@@ -7551,7 +7631,6 @@
             <w:r>
               <w:rPr>
                 <w:b/>
-                <w:color w:val="17365D"/>
                 <w:sz w:val="26"/>
               </w:rPr>
               <w:t>Đầu mối hỗ trợ</w:t>
@@ -7611,6 +7690,7 @@
       <w:footerReference w:type="even" r:id="rId8"/>
       <w:footerReference w:type="default" r:id="rId9"/>
       <w:footerReference w:type="first" r:id="rId10"/>
+      <w:headerReference w:type="default" r:id="rId13"/>
       <w:pgSz w:w="11906" w:h="16838"/>
       <w:pgMar w:top="1134" w:right="1134" w:bottom="1134" w:left="1701" w:header="567" w:footer="567" w:gutter="0"/>
       <w:cols w:space="720"/>
@@ -7663,31 +7743,6 @@
       <w:pStyle w:val="Footer"/>
       <w:jc w:val="center"/>
     </w:pPr>
-    <w:r>
-      <w:rPr>
-        <w:color w:val="666666"/>
-        <w:sz w:val="20"/>
-      </w:rPr>
-      <w:t xml:space="preserve">KTC-Quan-tri - Hướng dẫn sử dụng 1.3.13 | Trang </w:t>
-    </w:r>
-    <w:r>
-      <w:fldChar w:fldCharType="begin"/>
-    </w:r>
-    <w:r>
-      <w:instrText>PAGE</w:instrText>
-    </w:r>
-    <w:r>
-      <w:fldChar w:fldCharType="separate"/>
-    </w:r>
-    <w:r>
-      <w:rPr>
-        <w:noProof/>
-      </w:rPr>
-      <w:t>1</w:t>
-    </w:r>
-    <w:r>
-      <w:fldChar w:fldCharType="end"/>
-    </w:r>
   </w:p>
 </w:ftr>
 </file>
@@ -7725,6 +7780,26 @@
     </w:p>
   </w:footnote>
 </w:footnotes>
+</file>
+
+<file path=word/header1.xml><?xml version="1.0" encoding="utf-8"?>
+<w:hdr xmlns:m="http://schemas.openxmlformats.org/officeDocument/2006/math" xmlns:mc="http://schemas.openxmlformats.org/markup-compatibility/2006" xmlns:mo="http://schemas.microsoft.com/office/mac/office/2008/main" xmlns:mv="urn:schemas-microsoft-com:mac:vml" xmlns:o="urn:schemas-microsoft-com:office:office" xmlns:r="http://schemas.openxmlformats.org/officeDocument/2006/relationships" xmlns:v="urn:schemas-microsoft-com:vml" xmlns:w10="urn:schemas-microsoft-com:office:word" xmlns:w14="http://schemas.microsoft.com/office/word/2010/wordml" xmlns:w="http://schemas.openxmlformats.org/wordprocessingml/2006/main" xmlns:wne="http://schemas.microsoft.com/office/word/2006/wordml" xmlns:wp14="http://schemas.microsoft.com/office/word/2010/wordprocessingDrawing" xmlns:wp="http://schemas.openxmlformats.org/drawingml/2006/wordprocessingDrawing" xmlns:wpc="http://schemas.microsoft.com/office/word/2010/wordprocessingCanvas" xmlns:wpg="http://schemas.microsoft.com/office/word/2010/wordprocessingGroup" xmlns:wpi="http://schemas.microsoft.com/office/word/2010/wordprocessingInk" xmlns:wps="http://schemas.microsoft.com/office/word/2010/wordprocessingShape" mc:Ignorable="w14 wp14">
+  <w:p>
+    <w:pPr>
+      <w:pStyle w:val="Header"/>
+      <w:jc w:val="center"/>
+    </w:pPr>
+    <w:fldSimple w:instr="PAGE">
+      <w:r>
+        <w:rPr>
+          <w:rFonts w:ascii="Times New Roman" w:hAnsi="Times New Roman" w:cs="Times New Roman"/>
+          <w:sz w:val="26"/>
+        </w:rPr>
+        <w:t>2</w:t>
+      </w:r>
+    </w:fldSimple>
+  </w:p>
+</w:hdr>
 </file>
 
 <file path=word/numbering.xml><?xml version="1.0" encoding="utf-8"?>
@@ -8346,7 +8421,7 @@
       <w:rFonts w:asciiTheme="majorHAnsi" w:eastAsiaTheme="majorEastAsia" w:hAnsiTheme="majorHAnsi" w:cstheme="majorBidi"/>
       <w:b/>
       <w:bCs/>
-      <w:color w:val="1F4E78"/>
+      <w:color w:val="000000"/>
       <w:sz w:val="30"/>
       <w:szCs w:val="28"/>
     </w:rPr>
@@ -8370,7 +8445,7 @@
       <w:rFonts w:asciiTheme="majorHAnsi" w:eastAsiaTheme="majorEastAsia" w:hAnsiTheme="majorHAnsi" w:cstheme="majorBidi"/>
       <w:b/>
       <w:bCs/>
-      <w:color w:val="17365D"/>
+      <w:color w:val="000000"/>
       <w:szCs w:val="26"/>
     </w:rPr>
   </w:style>
@@ -8393,7 +8468,7 @@
       <w:rFonts w:asciiTheme="majorHAnsi" w:eastAsiaTheme="majorEastAsia" w:hAnsiTheme="majorHAnsi" w:cstheme="majorBidi"/>
       <w:b/>
       <w:bCs/>
-      <w:color w:val="17365D"/>
+      <w:color w:val="000000"/>
     </w:rPr>
   </w:style>
   <w:style w:type="paragraph" w:styleId="Heading4">
@@ -8418,7 +8493,7 @@
       <w:bCs/>
       <w:i/>
       <w:iCs/>
-      <w:color w:val="4F81BD" w:themeColor="accent1"/>
+      <w:color w:val="000000"/>
     </w:rPr>
   </w:style>
   <w:style w:type="paragraph" w:styleId="Heading5">
@@ -8626,7 +8701,7 @@
       <w:rFonts w:asciiTheme="majorHAnsi" w:eastAsiaTheme="majorEastAsia" w:hAnsiTheme="majorHAnsi" w:cstheme="majorBidi"/>
       <w:b/>
       <w:bCs/>
-      <w:color w:val="365F91" w:themeColor="accent1" w:themeShade="BF"/>
+      <w:color w:val="000000"/>
       <w:sz w:val="28"/>
       <w:szCs w:val="28"/>
     </w:rPr>
@@ -8641,7 +8716,7 @@
       <w:rFonts w:asciiTheme="majorHAnsi" w:eastAsiaTheme="majorEastAsia" w:hAnsiTheme="majorHAnsi" w:cstheme="majorBidi"/>
       <w:b/>
       <w:bCs/>
-      <w:color w:val="4F81BD" w:themeColor="accent1"/>
+      <w:color w:val="000000"/>
       <w:sz w:val="26"/>
       <w:szCs w:val="26"/>
     </w:rPr>
@@ -8656,7 +8731,7 @@
       <w:rFonts w:asciiTheme="majorHAnsi" w:eastAsiaTheme="majorEastAsia" w:hAnsiTheme="majorHAnsi" w:cstheme="majorBidi"/>
       <w:b/>
       <w:bCs/>
-      <w:color w:val="4F81BD" w:themeColor="accent1"/>
+      <w:color w:val="000000"/>
     </w:rPr>
   </w:style>
   <w:style w:type="paragraph" w:styleId="Title">
@@ -8676,7 +8751,7 @@
     </w:pPr>
     <w:rPr>
       <w:rFonts w:asciiTheme="majorHAnsi" w:eastAsiaTheme="majorEastAsia" w:hAnsiTheme="majorHAnsi" w:cstheme="majorBidi"/>
-      <w:color w:val="17365D" w:themeColor="text2" w:themeShade="BF"/>
+      <w:color w:val="000000"/>
       <w:spacing w:val="5"/>
       <w:kern w:val="28"/>
       <w:sz w:val="52"/>
@@ -8691,7 +8766,7 @@
     <w:rsid w:val="00FC693F"/>
     <w:rPr>
       <w:rFonts w:asciiTheme="majorHAnsi" w:eastAsiaTheme="majorEastAsia" w:hAnsiTheme="majorHAnsi" w:cstheme="majorBidi"/>
-      <w:color w:val="17365D" w:themeColor="text2" w:themeShade="BF"/>
+      <w:color w:val="000000"/>
       <w:spacing w:val="5"/>
       <w:kern w:val="28"/>
       <w:sz w:val="52"/>
@@ -8715,7 +8790,7 @@
       <w:rFonts w:asciiTheme="majorHAnsi" w:eastAsiaTheme="majorEastAsia" w:hAnsiTheme="majorHAnsi" w:cstheme="majorBidi"/>
       <w:i/>
       <w:iCs/>
-      <w:color w:val="4F81BD" w:themeColor="accent1"/>
+      <w:color w:val="000000"/>
       <w:spacing w:val="15"/>
       <w:sz w:val="24"/>
       <w:szCs w:val="24"/>

--- a/30-Ket-Qua/2026-10-10/Soan-Thao/HD_Huong-dan-chi-tiet-su-dung-KTC-Quan-tri_20261010_v9_TrackChanges.docx
+++ b/30-Ket-Qua/2026-10-10/Soan-Thao/HD_Huong-dan-chi-tiet-su-dung-KTC-Quan-tri_20261010_v9_TrackChanges.docx
@@ -409,7 +409,7 @@
         <w:spacing w:before="480"/>
         <w:jc w:val="center"/>
       </w:pPr>
-      <w:del w:id="1001" w:author="Khắc phục tồn tại, trình ban hành 10/10 (Claude)" w:date="2026-10-10T14:56:19Z">
+      <w:del w:id="1001" w:author="Khắc phục tồn tại, trình ban hành 10/10 (Claude)" w:date="2026-10-10T17:07:06Z">
         <w:r>
           <w:rPr>
             <w:i/>
@@ -418,7 +418,7 @@
           <w:delText>Quảng Ngãi, tháng 9 năm 2026</w:delText>
         </w:r>
       </w:del>
-      <w:ins w:id="1002" w:author="Khắc phục tồn tại, trình ban hành 10/10 (Claude)" w:date="2026-10-10T14:56:19Z">
+      <w:ins w:id="1002" w:author="Khắc phục tồn tại, trình ban hành 10/10 (Claude)" w:date="2026-10-10T17:07:06Z">
         <w:r>
           <w:rPr>
             <w:i/>
@@ -2094,7 +2094,7 @@
               </w:rPr>
               <w:t xml:space="preserve">; </w:t>
             </w:r>
-            <w:del w:id="1001" w:author="Sửa theo rà soát 897 ngày 10/10 (Claude)" w:date="2026-10-10T14:56:20Z">
+            <w:del w:id="1001" w:author="Sửa theo rà soát 897 ngày 10/10 (Claude)" w:date="2026-10-10T17:07:06Z">
               <w:r>
                 <w:rPr>
                   <w:sz w:val="24"/>
@@ -2102,7 +2102,7 @@
                 <w:delText xml:space="preserve">chạy trên Claude Code (đã kiểm thử) và Cowork (theo tài liệu nhà cung cấp, chưa nghiệm thu).</w:delText>
               </w:r>
             </w:del>
-            <w:ins w:id="1002" w:author="Sửa theo rà soát 897 ngày 10/10 (Claude)" w:date="2026-10-10T14:56:20Z">
+            <w:ins w:id="1002" w:author="Sửa theo rà soát 897 ngày 10/10 (Claude)" w:date="2026-10-10T17:07:06Z">
               <w:r>
                 <w:rPr>
                   <w:sz w:val="24"/>
@@ -2687,22 +2687,22 @@
       </w:tr>
     </w:tbl>
     <w:p>
-      <w:del w:id="1001" w:author="Khắc phục tồn tại, trình ban hành 10/10 (Claude)" w:date="2026-10-10T14:56:19Z">
+      <w:del w:id="1001" w:author="Khắc phục tồn tại, trình ban hành 10/10 (Claude)" w:date="2026-10-10T17:07:05Z">
         <w:r>
           <w:delText xml:space="preserve">Trong giai đoạn thí điểm, </w:delText>
         </w:r>
       </w:del>
-      <w:del w:id="1002" w:author="Khắc phục tồn tại, trình ban hành 10/10 (Claude)" w:date="2026-10-10T14:56:19Z">
+      <w:del w:id="1002" w:author="Khắc phục tồn tại, trình ban hành 10/10 (Claude)" w:date="2026-10-10T17:07:05Z">
         <w:r>
           <w:delText xml:space="preserve">dữ liệu nội bộ, dữ liệu cá nhân (trong phạm vi được phép theo Thông báo số 924/TB-CĐKT ngày 11/8/2026) chỉ xử lý trên nền tảng đã có biên bản nghiệm thu (hiện chưa nền tảng nào có biên bản; Claude Code mới có kết quả kiểm thử với dữ liệu giả lập)</w:delText>
         </w:r>
       </w:del>
-      <w:del w:id="1003" w:author="Khắc phục tồn tại, trình ban hành 10/10 (Claude)" w:date="2026-10-10T14:56:19Z">
+      <w:del w:id="1003" w:author="Khắc phục tồn tại, trình ban hành 10/10 (Claude)" w:date="2026-10-10T17:07:05Z">
         <w:r>
           <w:delText xml:space="preserve"> và sau khi kho KTC-Database đã được phân quyền chỉ đọc; trên Claude (trò chuyện) và Claude Cowork, trước khi có biên bản nghiệm thu, chỉ sử dụng văn bản đã ban hành, công khai hoặc dữ liệu giả lập.</w:delText>
         </w:r>
       </w:del>
-      <w:ins w:id="1004" w:author="Khắc phục tồn tại, trình ban hành 10/10 (Claude)" w:date="2026-10-10T14:56:19Z">
+      <w:ins w:id="1004" w:author="Khắc phục tồn tại, trình ban hành 10/10 (Claude)" w:date="2026-10-10T17:07:05Z">
         <w:r>
           <w:t xml:space="preserve">Việc xử lý dữ liệu nội bộ, dữ liệu cá nhân tuân thủ yêu cầu an toàn, bảo mật tại Thông báo số 924/TB-CĐKT ngày 11/8/2026 và Phần IX Tài liệu này; kho KTC-Database được phân quyền chỉ đọc đối với tài khoản người dùng.</w:t>
         </w:r>
@@ -2712,13 +2712,13 @@
       <w:pPr>
         <w:rPr/>
       </w:pPr>
-      <w:del w:id="1005" w:author="Sửa theo rà soát 897 ngày 10/10 (Claude)" w:date="2026-10-10T14:56:20Z">
+      <w:del w:id="1005" w:author="Sửa theo rà soát 897 ngày 10/10 (Claude)" w:date="2026-10-10T17:07:06Z">
         <w:r>
           <w:rPr/>
           <w:delText xml:space="preserve">Kết quả nghiệm thu gắn với phiên bản, mô hình đã chạy.</w:delText>
         </w:r>
       </w:del>
-      <w:ins w:id="1006" w:author="Sửa theo rà soát 897 ngày 10/10 (Claude)" w:date="2026-10-10T14:56:20Z">
+      <w:ins w:id="1006" w:author="Sửa theo rà soát 897 ngày 10/10 (Claude)" w:date="2026-10-10T17:07:06Z">
         <w:r>
           <w:rPr/>
           <w:t xml:space="preserve">Kết quả kiểm thử gắn với phiên bản, mô hình đã chạy.</w:t>
@@ -2728,13 +2728,13 @@
         <w:rPr/>
         <w:t xml:space="preserve"> Trên Claude Code ngày 29/9/2026, bản 1.3.13: Claude Opus 5.5, 15 ca: 14/15 ca đạt cả 2 lượt, 29/30 lượt đạt; Claude Sonnet 5 và Claude Haiku 4.5, 03 ca đại diện (câu lệnh ẩn trong dữ liệu, thiếu nguồn vẫn đòi làm, dùng mẫu làm căn cứ): Sonnet 3/3 ca đạt cả 2 lượt, 6/6 lượt đạt; Haiku 2/3 ca đạt cả 2 lượt, 4/6 lượt đạt — Haiku 4.5 trượt 2/2 lượt ca dùng mẫu làm căn cứ: Nhận thêm “Checklist 07” làm căn cứ khi có dự thảo, không cảnh báo lỗi Mức 1 (Sonnet 5, Opus 5.5 đều từ chối đúng); không dùng Claude Haiku 4.5 để soạn văn bản, phần căn cứ. </w:t>
       </w:r>
-      <w:del w:id="1003" w:author="Sửa theo rà soát 897 ngày 10/10 (Claude)" w:date="2026-10-10T14:56:20Z">
+      <w:del w:id="1003" w:author="Sửa theo rà soát 897 ngày 10/10 (Claude)" w:date="2026-10-10T17:07:06Z">
         <w:r>
           <w:rPr/>
           <w:delText xml:space="preserve">Dùng mô hình khác, hoặc trên Claude (trò chuyện), Cowork khi chưa có biên bản, thì kết quả chưa được nghiệm thu; ghi mô hình đang dùng vào phiếu nghiệm thu, báo cáo thí điểm.</w:delText>
         </w:r>
       </w:del>
-      <w:ins w:id="1004" w:author="Sửa theo rà soát 897 ngày 10/10 (Claude)" w:date="2026-10-10T14:56:20Z">
+      <w:ins w:id="1004" w:author="Sửa theo rà soát 897 ngày 10/10 (Claude)" w:date="2026-10-10T17:07:06Z">
         <w:r>
           <w:rPr/>
           <w:t xml:space="preserve">Kết quả trên chỉ áp dụng cho Claude Code với các mô hình đã nêu; khi dùng mô hình khác hoặc dùng trên Claude (trò chuyện), Cowork, người dùng ghi nền tảng, mô hình đang dùng khi phản ánh lỗi về Phòng TH-HC&amp;QT.</w:t>
@@ -3099,12 +3099,12 @@
       <w:r>
         <w:t xml:space="preserve">Vào thẻ Inventory &gt; nút menu ở cuối dòng KTC-Quan-tri &gt; Default access, chọn chế độ phân phối: “Available to install” - </w:t>
       </w:r>
-      <w:del w:id="1005" w:author="Khắc phục tồn tại, trình ban hành 10/10 (Claude)" w:date="2026-10-10T14:56:19Z">
+      <w:del w:id="1005" w:author="Khắc phục tồn tại, trình ban hành 10/10 (Claude)" w:date="2026-10-10T17:07:05Z">
         <w:r>
           <w:delText xml:space="preserve">người dùng tự cài (giai đoạn thí điểm; chế độ này chỉ giới hạn phạm vi phân phối, không phải nghiệm thu); “Installed by default” - cài sẵn cho mọi tài khoản (sau nghiệm thu);</w:delText>
         </w:r>
       </w:del>
-      <w:ins w:id="1006" w:author="Khắc phục tồn tại, trình ban hành 10/10 (Claude)" w:date="2026-10-10T14:56:19Z">
+      <w:ins w:id="1006" w:author="Khắc phục tồn tại, trình ban hành 10/10 (Claude)" w:date="2026-10-10T17:07:05Z">
         <w:r>
           <w:t xml:space="preserve">người dùng tự cài (chế độ áp dụng khi ban hành); “Installed by default” - cài sẵn cho mọi tài khoản (theo quyết định của Hiệu trưởng);</w:t>
         </w:r>
@@ -3142,22 +3142,22 @@
       </w:r>
     </w:p>
     <w:p>
-      <w:del w:id="1007" w:author="Khắc phục tồn tại, trình ban hành 10/10 (Claude)" w:date="2026-10-10T14:56:19Z">
+      <w:del w:id="1007" w:author="Khắc phục tồn tại, trình ban hành 10/10 (Claude)" w:date="2026-10-10T17:07:05Z">
         <w:r>
           <w:delText xml:space="preserve">Bước 5 - kiểm kê trước thí điểm: </w:delText>
         </w:r>
       </w:del>
-      <w:del w:id="1008" w:author="Khắc phục tồn tại, trình ban hành 10/10 (Claude)" w:date="2026-10-10T14:56:19Z">
+      <w:del w:id="1008" w:author="Khắc phục tồn tại, trình ban hành 10/10 (Claude)" w:date="2026-10-10T17:07:05Z">
         <w:r>
           <w:delText xml:space="preserve">L</w:delText>
         </w:r>
       </w:del>
-      <w:del w:id="1009" w:author="Khắc phục tồn tại, trình ban hành 10/10 (Claude)" w:date="2026-10-10T14:56:19Z">
+      <w:del w:id="1009" w:author="Khắc phục tồn tại, trình ban hành 10/10 (Claude)" w:date="2026-10-10T17:07:05Z">
         <w:r>
           <w:delText xml:space="preserve">ập bảng kiểm kê các phiên bản plugin, kỹ năng KTC đang có ở cấp tổ chức (tên, phiên bản, mã SHA-256, chế độ phân phối, trạng thái bật, ngày thu hồi); chuyển phiên bản cũ sang chế độ “Not available”.</w:delText>
         </w:r>
       </w:del>
-      <w:ins w:id="1010" w:author="Khắc phục tồn tại, trình ban hành 10/10 (Claude)" w:date="2026-10-10T14:56:19Z">
+      <w:ins w:id="1010" w:author="Khắc phục tồn tại, trình ban hành 10/10 (Claude)" w:date="2026-10-10T17:07:05Z">
         <w:r>
           <w:t xml:space="preserve">Bước 5 - khi nạp phiên bản mới: Chuyển phiên bản cũ đang có ở cấp tổ chức sang chế độ “Not available”.</w:t>
         </w:r>
@@ -3370,7 +3370,7 @@
         </w:rPr>
         <w:t xml:space="preserve">Thao tác chặn ghi chỉ chặn các lệnh ghi, xóa nhận dạng được </w:t>
       </w:r>
-      <w:del w:id="1007" w:author="Sửa theo rà soát 897 ngày 10/10 (Claude)" w:date="2026-10-10T14:56:20Z">
+      <w:del w:id="1007" w:author="Sửa theo rà soát 897 ngày 10/10 (Claude)" w:date="2026-10-10T17:07:06Z">
         <w:r>
           <w:rPr>
             <w:b/>
@@ -3378,7 +3378,7 @@
           <w:delText xml:space="preserve">(kiểm thử ngày 29/9/2026: chặn ghi trực tiếp</w:delText>
         </w:r>
       </w:del>
-      <w:ins w:id="1008" w:author="Sửa theo rà soát 897 ngày 10/10 (Claude)" w:date="2026-10-10T14:56:20Z">
+      <w:ins w:id="1008" w:author="Sửa theo rà soát 897 ngày 10/10 (Claude)" w:date="2026-10-10T17:07:06Z">
         <w:r>
           <w:rPr>
             <w:b/>
@@ -4111,19 +4111,32 @@
     </w:p>
     <w:p>
       <w:r>
-        <w:t xml:space="preserve">Mã cảnh báo thường gặp: THIEU_DU_LIEU (thiếu nguồn); NGHI_CHI_DAN_TRONG_DU_LIEU (tệp có câu lệnh bất thường - kiểm tra lại nguồn tệp); DOI_CHIEU_GAN_DUNG (đối chiếu theo tên, chưa theo Task_ID - đơn vị đối chiếu thủ công toàn bộ với dữ liệu gốc trước khi Lãnh đạo đơn vị ký duyệt); FORMAT_BINARY_UNVERIFIED (chưa đo được thể thức); </w:t>
+        <w:t xml:space="preserve">Mã cảnh báo thường gặp: THIEU_DU_LIEU (thiếu nguồn); NGHI_CHI_DAN_TRONG_DU_LIEU (tệp có câu lệnh bất thường - kiểm tra lại nguồn tệp); DOI_CHIEU_GAN_DUNG (đối chiếu theo tên, chưa theo Task_ID - đơn vị đối chiếu thủ công toàn bộ với dữ liệu gốc trước khi Lãnh đạo đơn vị ký duyệt); </w:t>
+      </w:r>
+      <w:del w:id="1001" w:author="Tiếp thu thẩm định lần 6 (Claude)" w:date="2026-10-10T17:07:07Z">
+        <w:r>
+          <w:delText xml:space="preserve">FORMAT_BINARY_UNVERIFIED (chưa đo được thể thức)</w:delText>
+        </w:r>
+      </w:del>
+      <w:ins w:id="1002" w:author="Tiếp thu thẩm định lần 6 (Claude)" w:date="2026-10-10T17:07:07Z">
+        <w:r>
+          <w:t xml:space="preserve">FORMAT_BINARY_UNVERIFIED (chưa đo được thể thức - người dùng mở tệp trong Word, kiểm tra khổ A4, lề trên 2 - dưới 2 - trái 3 - phải 2 cm, phông Times New Roman cỡ 14, số trang ở giữa lề trên trước khi trình)</w:t>
+        </w:r>
+      </w:ins>
+      <w:r>
+        <w:t xml:space="preserve">; </w:t>
       </w:r>
       <w:r>
         <w:t xml:space="preserve">THANG_DIEM_CHUA_PHAN_DINH (phép nhân hệ số sản phẩm theo Danh mục ban hành kèm Quyết định số 2119/QĐ-CĐKT </w:t>
       </w:r>
-      <w:del w:id="1011" w:author="Khắc phục tồn tại, trình ban hành 10/10 (Claude)" w:date="2026-10-10T14:56:19Z">
+      <w:del w:id="1011" w:author="Khắc phục tồn tại, trình ban hành 10/10 (Claude)" w:date="2026-10-10T17:07:05Z">
         <w:r>
           <w:delText xml:space="preserve">với hệ số mức độ công việc chưa có văn bản - không dùng làm số chính thức)</w:delText>
         </w:r>
       </w:del>
-      <w:ins w:id="1012" w:author="Khắc phục tồn tại, trình ban hành 10/10 (Claude)" w:date="2026-10-10T14:56:19Z">
+      <w:ins w:id="1012" w:author="Khắc phục tồn tại, trình ban hành 10/10 (Claude)" w:date="2026-10-10T17:07:05Z">
         <w:r>
-          <w:t xml:space="preserve">với hệ số mức độ công việc không áp dụng: Theo ý kiến của Phòng TCCB&amp;CTHSSV ngày 06/10/2026, từ Quý IV/2026 khối lượng KPI cá nhân quy đổi chỉ theo hệ số sản phẩm, người dùng chọn phương án “A”)</w:t>
+          <w:t xml:space="preserve">với hệ số mức độ công việc không áp dụng: Theo ý kiến của Phòng TCCB&amp;CTHSSV ngày 06/10/2026, từ Quý IV/2026 khối lượng KPI cá nhân quy đổi chỉ theo hệ số sản phẩm, người dùng chọn phương án “A”, không dùng phương án “AxB” cho số liệu chính thức)</w:t>
         </w:r>
       </w:ins>
       <w:r>
@@ -5447,7 +5460,7 @@
               </w:rPr>
               <w:t xml:space="preserve">Dùng bộ công cụ KTC-Quan-tri, kỹ năng tự đánh giá KPI (kpi-tu-danh-gia). </w:t>
             </w:r>
-            <w:del w:id="1009" w:author="Sửa theo rà soát 897 ngày 10/10 (Claude)" w:date="2026-10-10T14:56:20Z">
+            <w:del w:id="1009" w:author="Sửa theo rà soát 897 ngày 10/10 (Claude)" w:date="2026-10-10T17:07:06Z">
               <w:r>
                 <w:rPr>
                   <w:b/>
@@ -5456,7 +5469,7 @@
                 <w:delText xml:space="preserve">Bước 1: từ kế hoạch KPI đã duyệt</w:delText>
               </w:r>
             </w:del>
-            <w:ins w:id="1010" w:author="Sửa theo rà soát 897 ngày 10/10 (Claude)" w:date="2026-10-10T14:56:20Z">
+            <w:ins w:id="1010" w:author="Sửa theo rà soát 897 ngày 10/10 (Claude)" w:date="2026-10-10T17:07:06Z">
               <w:r>
                 <w:rPr>
                   <w:b/>
@@ -5472,7 +5485,7 @@
               </w:rPr>
               <w:t xml:space="preserve">, sinh bảng hỏi Excel để tôi điền điểm tiêu chí chung, số lượng, chất lượng, tiến độ thực tế và điều kiện kèm theo. </w:t>
             </w:r>
-            <w:del w:id="1011" w:author="Sửa theo rà soát 897 ngày 10/10 (Claude)" w:date="2026-10-10T14:56:20Z">
+            <w:del w:id="1011" w:author="Sửa theo rà soát 897 ngày 10/10 (Claude)" w:date="2026-10-10T17:07:06Z">
               <w:r>
                 <w:rPr>
                   <w:b/>
@@ -5481,7 +5494,7 @@
                 <w:delText xml:space="preserve">Bước 2: khi tôi gửi lại bảng hỏi</w:delText>
               </w:r>
             </w:del>
-            <w:ins w:id="1012" w:author="Sửa theo rà soát 897 ngày 10/10 (Claude)" w:date="2026-10-10T14:56:20Z">
+            <w:ins w:id="1012" w:author="Sửa theo rà soát 897 ngày 10/10 (Claude)" w:date="2026-10-10T17:07:06Z">
               <w:r>
                 <w:rPr>
                   <w:b/>

--- a/30-Ket-Qua/2026-10-10/Soan-Thao/HD_Huong-dan-chi-tiet-su-dung-KTC-Quan-tri_20261010_v9_TrackChanges.docx
+++ b/30-Ket-Qua/2026-10-10/Soan-Thao/HD_Huong-dan-chi-tiet-su-dung-KTC-Quan-tri_20261010_v9_TrackChanges.docx
@@ -447,7 +447,7 @@
         <w:spacing w:before="480"/>
         <w:jc w:val="center"/>
       </w:pPr>
-      <w:del w:id="1001" w:author="Khắc phục tồn tại, trình ban hành 10/10 (Claude)" w:date="2026-10-10T17:07:06Z">
+      <w:del w:id="1001" w:author="Khắc phục tồn tại, trình ban hành 10/10 (Claude)" w:date="2026-10-10T20:00:53Z">
         <w:r>
           <w:rPr>
             <w:i/>
@@ -456,7 +456,7 @@
           <w:delText>Quảng Ngãi, tháng 9 năm 2026</w:delText>
         </w:r>
       </w:del>
-      <w:ins w:id="1002" w:author="Khắc phục tồn tại, trình ban hành 10/10 (Claude)" w:date="2026-10-10T17:07:06Z">
+      <w:ins w:id="1002" w:author="Khắc phục tồn tại, trình ban hành 10/10 (Claude)" w:date="2026-10-10T20:00:53Z">
         <w:r>
           <w:rPr>
             <w:i/>
@@ -2205,7 +2205,7 @@
               </w:rPr>
               <w:t xml:space="preserve">; </w:t>
             </w:r>
-            <w:del w:id="1001" w:author="Sửa theo rà soát 897 ngày 10/10 (Claude)" w:date="2026-10-10T17:07:06Z">
+            <w:del w:id="1001" w:author="Sửa theo rà soát 897 ngày 10/10 (Claude)" w:date="2026-10-10T20:00:53Z">
               <w:r>
                 <w:rPr>
                   <w:sz w:val="24"/>
@@ -2214,13 +2214,13 @@
                 <w:delText xml:space="preserve">chạy trên Claude Code (đã kiểm thử) và Cowork (theo tài liệu nhà cung cấp, chưa nghiệm thu).</w:delText>
               </w:r>
             </w:del>
-            <w:ins w:id="1002" w:author="Sửa theo rà soát 897 ngày 10/10 (Claude)" w:date="2026-10-10T17:07:06Z">
+            <w:ins w:id="1002" w:author="Sửa theo rà soát 897 ngày 10/10 (Claude)" w:date="2026-10-10T20:00:53Z">
               <w:r>
                 <w:rPr>
                   <w:sz w:val="24"/>
                   <w:szCs w:val="24"/>
                 </w:rPr>
-                <w:t xml:space="preserve">chạy trên Claude Code (đã kiểm thử theo bộ 15 ca) và Cowork (đã dùng thử, chưa kiểm thử theo bộ ca).</w:t>
+                <w:t xml:space="preserve">chạy trên Claude Code (đã kiểm thử theo bộ 15 ca) và Cowork (đã kiểm thử bằng tài khoản cá nhân và tài khoản của phòng TH-HC&amp;QT).</w:t>
               </w:r>
             </w:ins>
             <w:r>
@@ -2844,22 +2844,22 @@
         <w:ind w:firstLine="720"/>
         <w:jc w:val="both"/>
       </w:pPr>
-      <w:del w:id="1001" w:author="Khắc phục tồn tại, trình ban hành 10/10 (Claude)" w:date="2026-10-10T17:07:05Z">
+      <w:del w:id="1001" w:author="Khắc phục tồn tại, trình ban hành 10/10 (Claude)" w:date="2026-10-10T20:00:52Z">
         <w:r>
           <w:delText xml:space="preserve">Trong giai đoạn thí điểm, </w:delText>
         </w:r>
       </w:del>
-      <w:del w:id="1002" w:author="Khắc phục tồn tại, trình ban hành 10/10 (Claude)" w:date="2026-10-10T17:07:05Z">
+      <w:del w:id="1002" w:author="Khắc phục tồn tại, trình ban hành 10/10 (Claude)" w:date="2026-10-10T20:00:52Z">
         <w:r>
           <w:delText xml:space="preserve">dữ liệu nội bộ, dữ liệu cá nhân (trong phạm vi được phép theo Thông báo số 924/TB-CĐKT ngày 11/8/2026) chỉ xử lý trên nền tảng đã có biên bản nghiệm thu (hiện chưa nền tảng nào có biên bản; Claude Code mới có kết quả kiểm thử với dữ liệu giả lập)</w:delText>
         </w:r>
       </w:del>
-      <w:del w:id="1003" w:author="Khắc phục tồn tại, trình ban hành 10/10 (Claude)" w:date="2026-10-10T17:07:05Z">
+      <w:del w:id="1003" w:author="Khắc phục tồn tại, trình ban hành 10/10 (Claude)" w:date="2026-10-10T20:00:52Z">
         <w:r>
           <w:delText xml:space="preserve"> và sau khi kho KTC-Database đã được phân quyền chỉ đọc; trên Claude (trò chuyện) và Claude Cowork, trước khi có biên bản nghiệm thu, chỉ sử dụng văn bản đã ban hành, công khai hoặc dữ liệu giả lập.</w:delText>
         </w:r>
       </w:del>
-      <w:ins w:id="1004" w:author="Khắc phục tồn tại, trình ban hành 10/10 (Claude)" w:date="2026-10-10T17:07:05Z">
+      <w:ins w:id="1004" w:author="Khắc phục tồn tại, trình ban hành 10/10 (Claude)" w:date="2026-10-10T20:00:52Z">
         <w:r>
           <w:t xml:space="preserve">Việc xử lý dữ liệu nội bộ, dữ liệu cá nhân tuân thủ yêu cầu an toàn, bảo mật tại Thông báo số 924/TB-CĐKT ngày 11/8/2026 và Phần IX Tài liệu này; kho KTC-Database được phân quyền chỉ đọc đối với tài khoản người dùng.</w:t>
         </w:r>
@@ -2872,13 +2872,13 @@
         <w:jc w:val="both"/>
         <w:rPr/>
       </w:pPr>
-      <w:del w:id="1005" w:author="Sửa theo rà soát 897 ngày 10/10 (Claude)" w:date="2026-10-10T17:07:06Z">
+      <w:del w:id="1005" w:author="Sửa theo rà soát 897 ngày 10/10 (Claude)" w:date="2026-10-10T20:00:53Z">
         <w:r>
           <w:rPr/>
           <w:delText xml:space="preserve">Kết quả nghiệm thu gắn với phiên bản, mô hình đã chạy.</w:delText>
         </w:r>
       </w:del>
-      <w:ins w:id="1006" w:author="Sửa theo rà soát 897 ngày 10/10 (Claude)" w:date="2026-10-10T17:07:06Z">
+      <w:ins w:id="1006" w:author="Sửa theo rà soát 897 ngày 10/10 (Claude)" w:date="2026-10-10T20:00:53Z">
         <w:r>
           <w:rPr/>
           <w:t xml:space="preserve">Kết quả kiểm thử gắn với phiên bản, mô hình đã chạy.</w:t>
@@ -2888,13 +2888,13 @@
         <w:rPr/>
         <w:t xml:space="preserve"> Trên Claude Code ngày 29/9/2026, bản 1.3.13: Claude Opus 5.5, 15 ca: 14/15 ca đạt cả 2 lượt, 29/30 lượt đạt; Claude Sonnet 5 và Claude Haiku 4.5, 03 ca đại diện (câu lệnh ẩn trong dữ liệu, thiếu nguồn vẫn đòi làm, dùng mẫu làm căn cứ): Sonnet 3/3 ca đạt cả 2 lượt, 6/6 lượt đạt; Haiku 2/3 ca đạt cả 2 lượt, 4/6 lượt đạt — Haiku 4.5 trượt 2/2 lượt ca dùng mẫu làm căn cứ: Nhận thêm “Checklist 07” làm căn cứ khi có dự thảo, không cảnh báo lỗi Mức 1 (Sonnet 5, Opus 5.5 đều từ chối đúng); không dùng Claude Haiku 4.5 để soạn văn bản, phần căn cứ. </w:t>
       </w:r>
-      <w:del w:id="1003" w:author="Sửa theo rà soát 897 ngày 10/10 (Claude)" w:date="2026-10-10T17:07:06Z">
+      <w:del w:id="1003" w:author="Sửa theo rà soát 897 ngày 10/10 (Claude)" w:date="2026-10-10T20:00:53Z">
         <w:r>
           <w:rPr/>
           <w:delText xml:space="preserve">Dùng mô hình khác, hoặc trên Claude (trò chuyện), Cowork khi chưa có biên bản, thì kết quả chưa được nghiệm thu; ghi mô hình đang dùng vào phiếu nghiệm thu, báo cáo thí điểm.</w:delText>
         </w:r>
       </w:del>
-      <w:ins w:id="1004" w:author="Sửa theo rà soát 897 ngày 10/10 (Claude)" w:date="2026-10-10T17:07:06Z">
+      <w:ins w:id="1004" w:author="Sửa theo rà soát 897 ngày 10/10 (Claude)" w:date="2026-10-10T20:00:53Z">
         <w:r>
           <w:rPr/>
           <w:t xml:space="preserve">Kết quả trên chỉ áp dụng cho Claude Code với các mô hình đã nêu; khi dùng mô hình khác hoặc dùng trên Claude (trò chuyện), Cowork, người dùng ghi nền tảng, mô hình đang dùng khi phản ánh lỗi về Phòng TH-HC&amp;QT.</w:t>
@@ -3306,12 +3306,12 @@
       <w:r>
         <w:t xml:space="preserve">Vào thẻ Inventory &gt; nút menu ở cuối dòng KTC-Quan-tri &gt; Default access, chọn chế độ phân phối: “Available to install” - </w:t>
       </w:r>
-      <w:del w:id="1005" w:author="Khắc phục tồn tại, trình ban hành 10/10 (Claude)" w:date="2026-10-10T17:07:05Z">
+      <w:del w:id="1005" w:author="Khắc phục tồn tại, trình ban hành 10/10 (Claude)" w:date="2026-10-10T20:00:52Z">
         <w:r>
           <w:delText xml:space="preserve">người dùng tự cài (giai đoạn thí điểm; chế độ này chỉ giới hạn phạm vi phân phối, không phải nghiệm thu); “Installed by default” - cài sẵn cho mọi tài khoản (sau nghiệm thu);</w:delText>
         </w:r>
       </w:del>
-      <w:ins w:id="1006" w:author="Khắc phục tồn tại, trình ban hành 10/10 (Claude)" w:date="2026-10-10T17:07:05Z">
+      <w:ins w:id="1006" w:author="Khắc phục tồn tại, trình ban hành 10/10 (Claude)" w:date="2026-10-10T20:00:52Z">
         <w:r>
           <w:t xml:space="preserve">người dùng tự cài (chế độ áp dụng khi ban hành); “Installed by default” - cài sẵn cho mọi tài khoản (theo quyết định của Hiệu trưởng);</w:t>
         </w:r>
@@ -3364,22 +3364,22 @@
         <w:ind w:firstLine="720"/>
         <w:jc w:val="both"/>
       </w:pPr>
-      <w:del w:id="1007" w:author="Khắc phục tồn tại, trình ban hành 10/10 (Claude)" w:date="2026-10-10T17:07:05Z">
+      <w:del w:id="1007" w:author="Khắc phục tồn tại, trình ban hành 10/10 (Claude)" w:date="2026-10-10T20:00:52Z">
         <w:r>
           <w:delText xml:space="preserve">Bước 5 - kiểm kê trước thí điểm: </w:delText>
         </w:r>
       </w:del>
-      <w:del w:id="1008" w:author="Khắc phục tồn tại, trình ban hành 10/10 (Claude)" w:date="2026-10-10T17:07:05Z">
+      <w:del w:id="1008" w:author="Khắc phục tồn tại, trình ban hành 10/10 (Claude)" w:date="2026-10-10T20:00:52Z">
         <w:r>
           <w:delText xml:space="preserve">L</w:delText>
         </w:r>
       </w:del>
-      <w:del w:id="1009" w:author="Khắc phục tồn tại, trình ban hành 10/10 (Claude)" w:date="2026-10-10T17:07:05Z">
+      <w:del w:id="1009" w:author="Khắc phục tồn tại, trình ban hành 10/10 (Claude)" w:date="2026-10-10T20:00:52Z">
         <w:r>
           <w:delText xml:space="preserve">ập bảng kiểm kê các phiên bản plugin, kỹ năng KTC đang có ở cấp tổ chức (tên, phiên bản, mã SHA-256, chế độ phân phối, trạng thái bật, ngày thu hồi); chuyển phiên bản cũ sang chế độ “Not available”.</w:delText>
         </w:r>
       </w:del>
-      <w:ins w:id="1010" w:author="Khắc phục tồn tại, trình ban hành 10/10 (Claude)" w:date="2026-10-10T17:07:05Z">
+      <w:ins w:id="1010" w:author="Khắc phục tồn tại, trình ban hành 10/10 (Claude)" w:date="2026-10-10T20:00:52Z">
         <w:r>
           <w:t xml:space="preserve">Bước 5 - khi nạp phiên bản mới: Chuyển phiên bản cũ đang có ở cấp tổ chức sang chế độ “Not available”.</w:t>
         </w:r>
@@ -3662,7 +3662,7 @@
         </w:rPr>
         <w:t xml:space="preserve">Thao tác chặn ghi chỉ chặn các lệnh ghi, xóa nhận dạng được </w:t>
       </w:r>
-      <w:del w:id="1007" w:author="Sửa theo rà soát 897 ngày 10/10 (Claude)" w:date="2026-10-10T17:07:06Z">
+      <w:del w:id="1007" w:author="Sửa theo rà soát 897 ngày 10/10 (Claude)" w:date="2026-10-10T20:00:54Z">
         <w:r>
           <w:rPr>
             <w:b/>
@@ -3670,7 +3670,7 @@
           <w:delText xml:space="preserve">(kiểm thử ngày 29/9/2026: chặn ghi trực tiếp</w:delText>
         </w:r>
       </w:del>
-      <w:ins w:id="1008" w:author="Sửa theo rà soát 897 ngày 10/10 (Claude)" w:date="2026-10-10T17:07:06Z">
+      <w:ins w:id="1008" w:author="Sửa theo rà soát 897 ngày 10/10 (Claude)" w:date="2026-10-10T20:00:54Z">
         <w:r>
           <w:rPr>
             <w:b w:val="0"/>
@@ -4548,12 +4548,12 @@
       <w:r>
         <w:t xml:space="preserve">Mã cảnh báo thường gặp: THIEU_DU_LIEU (thiếu nguồn); NGHI_CHI_DAN_TRONG_DU_LIEU (tệp có câu lệnh bất thường - kiểm tra lại nguồn tệp); DOI_CHIEU_GAN_DUNG (đối chiếu theo tên, chưa theo Task_ID - đơn vị đối chiếu thủ công toàn bộ với dữ liệu gốc trước khi Lãnh đạo đơn vị ký duyệt); </w:t>
       </w:r>
-      <w:del w:id="1001" w:author="Tiếp thu thẩm định lần 6 (Claude)" w:date="2026-10-10T17:07:07Z">
+      <w:del w:id="1001" w:author="Tiếp thu thẩm định lần 6 (Claude)" w:date="2026-10-10T20:00:54Z">
         <w:r>
           <w:delText xml:space="preserve">FORMAT_BINARY_UNVERIFIED (chưa đo được thể thức)</w:delText>
         </w:r>
       </w:del>
-      <w:ins w:id="1002" w:author="Tiếp thu thẩm định lần 6 (Claude)" w:date="2026-10-10T17:07:07Z">
+      <w:ins w:id="1002" w:author="Tiếp thu thẩm định lần 6 (Claude)" w:date="2026-10-10T20:00:54Z">
         <w:r>
           <w:t xml:space="preserve">FORMAT_BINARY_UNVERIFIED (chưa đo được thể thức - người dùng mở tệp trong Word, kiểm tra khổ A4, lề trên 2 - dưới 2 - trái 3 - phải 2 cm, phông Times New Roman cỡ 14, số trang ở giữa lề trên trước khi trình)</w:t>
         </w:r>
@@ -4564,12 +4564,12 @@
       <w:r>
         <w:t xml:space="preserve">THANG_DIEM_CHUA_PHAN_DINH (phép nhân hệ số sản phẩm theo Danh mục ban hành kèm Quyết định số 2119/QĐ-CĐKT </w:t>
       </w:r>
-      <w:del w:id="1011" w:author="Khắc phục tồn tại, trình ban hành 10/10 (Claude)" w:date="2026-10-10T17:07:05Z">
+      <w:del w:id="1011" w:author="Khắc phục tồn tại, trình ban hành 10/10 (Claude)" w:date="2026-10-10T20:00:52Z">
         <w:r>
           <w:delText xml:space="preserve">với hệ số mức độ công việc chưa có văn bản - không dùng làm số chính thức)</w:delText>
         </w:r>
       </w:del>
-      <w:ins w:id="1012" w:author="Khắc phục tồn tại, trình ban hành 10/10 (Claude)" w:date="2026-10-10T17:07:05Z">
+      <w:ins w:id="1012" w:author="Khắc phục tồn tại, trình ban hành 10/10 (Claude)" w:date="2026-10-10T20:00:52Z">
         <w:r>
           <w:t xml:space="preserve">với hệ số mức độ công việc không áp dụng: Theo ý kiến của Phòng TCCB&amp;CTHSSV ngày 06/10/2026, từ Quý IV/2026 khối lượng KPI cá nhân quy đổi chỉ theo hệ số sản phẩm, người dùng chọn phương án “A”, không dùng phương án “AxB” cho số liệu chính thức)</w:t>
         </w:r>
@@ -6107,7 +6107,7 @@
               </w:rPr>
               <w:t xml:space="preserve">Dùng bộ công cụ KTC-Quan-tri, kỹ năng tự đánh giá KPI (kpi-tu-danh-gia). </w:t>
             </w:r>
-            <w:del w:id="1009" w:author="Sửa theo rà soát 897 ngày 10/10 (Claude)" w:date="2026-10-10T17:07:06Z">
+            <w:del w:id="1009" w:author="Sửa theo rà soát 897 ngày 10/10 (Claude)" w:date="2026-10-10T20:00:54Z">
               <w:r>
                 <w:rPr>
                   <w:b w:val="0"/>
@@ -6117,7 +6117,7 @@
                 <w:delText xml:space="preserve">Bước 1: từ kế hoạch KPI đã duyệt</w:delText>
               </w:r>
             </w:del>
-            <w:ins w:id="1010" w:author="Sửa theo rà soát 897 ngày 10/10 (Claude)" w:date="2026-10-10T17:07:06Z">
+            <w:ins w:id="1010" w:author="Sửa theo rà soát 897 ngày 10/10 (Claude)" w:date="2026-10-10T20:00:54Z">
               <w:r>
                 <w:rPr>
                   <w:b w:val="0"/>
@@ -6135,7 +6135,7 @@
               </w:rPr>
               <w:t xml:space="preserve">, sinh bảng hỏi Excel để tôi điền điểm tiêu chí chung, số lượng, chất lượng, tiến độ thực tế và điều kiện kèm theo. </w:t>
             </w:r>
-            <w:del w:id="1011" w:author="Sửa theo rà soát 897 ngày 10/10 (Claude)" w:date="2026-10-10T17:07:06Z">
+            <w:del w:id="1011" w:author="Sửa theo rà soát 897 ngày 10/10 (Claude)" w:date="2026-10-10T20:00:54Z">
               <w:r>
                 <w:rPr>
                   <w:b w:val="0"/>
@@ -6145,7 +6145,7 @@
                 <w:delText xml:space="preserve">Bước 2: khi tôi gửi lại bảng hỏi</w:delText>
               </w:r>
             </w:del>
-            <w:ins w:id="1012" w:author="Sửa theo rà soát 897 ngày 10/10 (Claude)" w:date="2026-10-10T17:07:06Z">
+            <w:ins w:id="1012" w:author="Sửa theo rà soát 897 ngày 10/10 (Claude)" w:date="2026-10-10T20:00:54Z">
               <w:r>
                 <w:rPr>
                   <w:b w:val="0"/>
